--- a/Tugas 4/2311102278_Rendi Widya Anggita_Tugas 4.docx
+++ b/Tugas 4/2311102278_Rendi Widya Anggita_Tugas 4.docx
@@ -566,7 +566,6 @@
       <w:pPr>
         <w:rPr>
           <w:rFonts w:ascii="Times New Roman" w:eastAsia="Times New Roman" w:hAnsi="Times New Roman" w:cs="Times New Roman"/>
-          <w:lang w:val="en-US"/>
         </w:rPr>
       </w:pPr>
       <w:r>
@@ -576,6 +575,57 @@
         <w:lastRenderedPageBreak/>
         <w:t xml:space="preserve">LINK GIT : </w:t>
       </w:r>
+      <w:r>
+        <w:rPr>
+          <w:rFonts w:ascii="Times New Roman" w:eastAsia="Times New Roman" w:hAnsi="Times New Roman" w:cs="Times New Roman"/>
+        </w:rPr>
+        <w:fldChar w:fldCharType="begin"/>
+      </w:r>
+      <w:r>
+        <w:rPr>
+          <w:rFonts w:ascii="Times New Roman" w:eastAsia="Times New Roman" w:hAnsi="Times New Roman" w:cs="Times New Roman"/>
+        </w:rPr>
+        <w:instrText xml:space="preserve"> HYPERLINK "</w:instrText>
+      </w:r>
+      <w:r>
+        <w:rPr>
+          <w:rFonts w:ascii="Times New Roman" w:eastAsia="Times New Roman" w:hAnsi="Times New Roman" w:cs="Times New Roman"/>
+        </w:rPr>
+        <w:instrText>https://github.com/iReen09/Praktikum-ABP/tree/main/Tugas%204</w:instrText>
+      </w:r>
+      <w:r>
+        <w:rPr>
+          <w:rFonts w:ascii="Times New Roman" w:eastAsia="Times New Roman" w:hAnsi="Times New Roman" w:cs="Times New Roman"/>
+        </w:rPr>
+        <w:instrText xml:space="preserve">" </w:instrText>
+      </w:r>
+      <w:r>
+        <w:rPr>
+          <w:rFonts w:ascii="Times New Roman" w:eastAsia="Times New Roman" w:hAnsi="Times New Roman" w:cs="Times New Roman"/>
+        </w:rPr>
+        <w:fldChar w:fldCharType="separate"/>
+      </w:r>
+      <w:r>
+        <w:rPr>
+          <w:rStyle w:val="Hyperlink"/>
+          <w:rFonts w:ascii="Times New Roman" w:eastAsia="Times New Roman" w:hAnsi="Times New Roman" w:cs="Times New Roman"/>
+        </w:rPr>
+        <w:t>https://github.com/iReen09/Praktikum-ABP/tree/main/Tugas%204</w:t>
+      </w:r>
+      <w:r>
+        <w:rPr>
+          <w:rFonts w:ascii="Times New Roman" w:eastAsia="Times New Roman" w:hAnsi="Times New Roman" w:cs="Times New Roman"/>
+        </w:rPr>
+        <w:fldChar w:fldCharType="end"/>
+      </w:r>
+    </w:p>
+    <w:p>
+      <w:pPr>
+        <w:rPr>
+          <w:rFonts w:ascii="Times New Roman" w:eastAsia="Times New Roman" w:hAnsi="Times New Roman" w:cs="Times New Roman"/>
+          <w:lang w:val="en-US"/>
+        </w:rPr>
+      </w:pPr>
     </w:p>
     <w:p>
       <w:pPr>
@@ -768,7 +818,6 @@
           <w:b/>
           <w:bCs/>
         </w:rPr>
-        <w:lastRenderedPageBreak/>
         <w:t xml:space="preserve">MODUL </w:t>
       </w:r>
       <w:r>
@@ -887,6 +936,7 @@
                 <w:lang w:val="en-US"/>
               </w:rPr>
             </w:pPr>
+            <w:proofErr w:type="gramStart"/>
             <w:r>
               <w:rPr>
                 <w:rFonts w:ascii="Times New Roman" w:eastAsia="Times New Roman" w:hAnsi="Times New Roman" w:cs="Times New Roman"/>
@@ -894,7 +944,17 @@
                 <w:iCs/>
                 <w:lang w:val="en-US"/>
               </w:rPr>
-              <w:t xml:space="preserve">&lt;!-- </w:t>
+              <w:t>&lt;!--</w:t>
+            </w:r>
+            <w:proofErr w:type="gramEnd"/>
+            <w:r>
+              <w:rPr>
+                <w:rFonts w:ascii="Times New Roman" w:eastAsia="Times New Roman" w:hAnsi="Times New Roman" w:cs="Times New Roman"/>
+                <w:i/>
+                <w:iCs/>
+                <w:lang w:val="en-US"/>
+              </w:rPr>
+              <w:t xml:space="preserve"> </w:t>
             </w:r>
             <w:proofErr w:type="spellStart"/>
             <w:r>
@@ -975,6 +1035,7 @@
                 <w:lang w:val="en-US"/>
               </w:rPr>
             </w:pPr>
+            <w:proofErr w:type="gramStart"/>
             <w:r>
               <w:rPr>
                 <w:rFonts w:ascii="Times New Roman" w:eastAsia="Times New Roman" w:hAnsi="Times New Roman" w:cs="Times New Roman"/>
@@ -982,7 +1043,17 @@
                 <w:iCs/>
                 <w:lang w:val="en-US"/>
               </w:rPr>
-              <w:t>&lt;!-- 2311102278 --&gt;</w:t>
+              <w:t>&lt;!--</w:t>
+            </w:r>
+            <w:proofErr w:type="gramEnd"/>
+            <w:r>
+              <w:rPr>
+                <w:rFonts w:ascii="Times New Roman" w:eastAsia="Times New Roman" w:hAnsi="Times New Roman" w:cs="Times New Roman"/>
+                <w:i/>
+                <w:iCs/>
+                <w:lang w:val="en-US"/>
+              </w:rPr>
+              <w:t xml:space="preserve"> 2311102278 --&gt;</w:t>
             </w:r>
           </w:p>
           <w:p>
@@ -1038,7 +1109,27 @@
                 <w:iCs/>
                 <w:lang w:val="en-US"/>
               </w:rPr>
-              <w:t>&lt;p&gt;AJAX is not a programming language.&lt;/p&gt;</w:t>
+              <w:t xml:space="preserve">&lt;p&gt;AJAX is not a programming </w:t>
+            </w:r>
+            <w:proofErr w:type="gramStart"/>
+            <w:r>
+              <w:rPr>
+                <w:rFonts w:ascii="Times New Roman" w:eastAsia="Times New Roman" w:hAnsi="Times New Roman" w:cs="Times New Roman"/>
+                <w:i/>
+                <w:iCs/>
+                <w:lang w:val="en-US"/>
+              </w:rPr>
+              <w:t>language.&lt;</w:t>
+            </w:r>
+            <w:proofErr w:type="gramEnd"/>
+            <w:r>
+              <w:rPr>
+                <w:rFonts w:ascii="Times New Roman" w:eastAsia="Times New Roman" w:hAnsi="Times New Roman" w:cs="Times New Roman"/>
+                <w:i/>
+                <w:iCs/>
+                <w:lang w:val="en-US"/>
+              </w:rPr>
+              <w:t>/p&gt;</w:t>
             </w:r>
           </w:p>
           <w:p>
@@ -1087,6 +1178,7 @@
                 <w:lang w:val="en-US"/>
               </w:rPr>
             </w:pPr>
+            <w:proofErr w:type="gramStart"/>
             <w:r>
               <w:rPr>
                 <w:rFonts w:ascii="Times New Roman" w:eastAsia="Times New Roman" w:hAnsi="Times New Roman" w:cs="Times New Roman"/>
@@ -1094,7 +1186,17 @@
                 <w:iCs/>
                 <w:lang w:val="en-US"/>
               </w:rPr>
-              <w:t>page.&lt;/p&gt;</w:t>
+              <w:t>page.&lt;</w:t>
+            </w:r>
+            <w:proofErr w:type="gramEnd"/>
+            <w:r>
+              <w:rPr>
+                <w:rFonts w:ascii="Times New Roman" w:eastAsia="Times New Roman" w:hAnsi="Times New Roman" w:cs="Times New Roman"/>
+                <w:i/>
+                <w:iCs/>
+                <w:lang w:val="en-US"/>
+              </w:rPr>
+              <w:t>/p&gt;</w:t>
             </w:r>
           </w:p>
           <w:p>
@@ -1122,7 +1224,27 @@
                 <w:iCs/>
                 <w:lang w:val="en-US"/>
               </w:rPr>
-              <w:t>&lt;p&gt;AJAX stands for Asynchronous JavaScript And XML.&lt;/p&gt;</w:t>
+              <w:t xml:space="preserve">&lt;p&gt;AJAX stands for Asynchronous JavaScript And </w:t>
+            </w:r>
+            <w:proofErr w:type="gramStart"/>
+            <w:r>
+              <w:rPr>
+                <w:rFonts w:ascii="Times New Roman" w:eastAsia="Times New Roman" w:hAnsi="Times New Roman" w:cs="Times New Roman"/>
+                <w:i/>
+                <w:iCs/>
+                <w:lang w:val="en-US"/>
+              </w:rPr>
+              <w:t>XML.&lt;</w:t>
+            </w:r>
+            <w:proofErr w:type="gramEnd"/>
+            <w:r>
+              <w:rPr>
+                <w:rFonts w:ascii="Times New Roman" w:eastAsia="Times New Roman" w:hAnsi="Times New Roman" w:cs="Times New Roman"/>
+                <w:i/>
+                <w:iCs/>
+                <w:lang w:val="en-US"/>
+              </w:rPr>
+              <w:t>/p&gt;</w:t>
             </w:r>
           </w:p>
         </w:tc>
@@ -1449,6 +1571,7 @@
                 <w:lang w:val="en-US"/>
               </w:rPr>
             </w:pPr>
+            <w:proofErr w:type="gramStart"/>
             <w:r>
               <w:rPr>
                 <w:rFonts w:ascii="Consolas" w:eastAsia="Times New Roman" w:hAnsi="Consolas" w:cs="Times New Roman"/>
@@ -1457,7 +1580,18 @@
                 <w:szCs w:val="21"/>
                 <w:lang w:val="en-US"/>
               </w:rPr>
-              <w:t xml:space="preserve">&lt;!-- </w:t>
+              <w:t>&lt;!--</w:t>
+            </w:r>
+            <w:proofErr w:type="gramEnd"/>
+            <w:r>
+              <w:rPr>
+                <w:rFonts w:ascii="Consolas" w:eastAsia="Times New Roman" w:hAnsi="Consolas" w:cs="Times New Roman"/>
+                <w:color w:val="384887"/>
+                <w:sz w:val="21"/>
+                <w:szCs w:val="21"/>
+                <w:lang w:val="en-US"/>
+              </w:rPr>
+              <w:t xml:space="preserve"> </w:t>
             </w:r>
             <w:proofErr w:type="spellStart"/>
             <w:r>
@@ -1538,6 +1672,7 @@
                 <w:lang w:val="en-US"/>
               </w:rPr>
             </w:pPr>
+            <w:proofErr w:type="gramStart"/>
             <w:r>
               <w:rPr>
                 <w:rFonts w:ascii="Consolas" w:eastAsia="Times New Roman" w:hAnsi="Consolas" w:cs="Times New Roman"/>
@@ -1546,7 +1681,18 @@
                 <w:szCs w:val="21"/>
                 <w:lang w:val="en-US"/>
               </w:rPr>
-              <w:t>&lt;!-- 2311102278 --&gt;</w:t>
+              <w:t>&lt;!--</w:t>
+            </w:r>
+            <w:proofErr w:type="gramEnd"/>
+            <w:r>
+              <w:rPr>
+                <w:rFonts w:ascii="Consolas" w:eastAsia="Times New Roman" w:hAnsi="Consolas" w:cs="Times New Roman"/>
+                <w:color w:val="384887"/>
+                <w:sz w:val="21"/>
+                <w:szCs w:val="21"/>
+                <w:lang w:val="en-US"/>
+              </w:rPr>
+              <w:t xml:space="preserve"> 2311102278 --&gt;</w:t>
             </w:r>
           </w:p>
           <w:p>
@@ -2363,7 +2509,29 @@
                 <w:szCs w:val="21"/>
                 <w:lang w:val="en-US"/>
               </w:rPr>
-              <w:t>&gt;Let AJAX change this text.&lt;/</w:t>
+              <w:t xml:space="preserve">&gt;Let AJAX change this </w:t>
+            </w:r>
+            <w:proofErr w:type="gramStart"/>
+            <w:r>
+              <w:rPr>
+                <w:rFonts w:ascii="Consolas" w:eastAsia="Times New Roman" w:hAnsi="Consolas" w:cs="Times New Roman"/>
+                <w:color w:val="6688CC"/>
+                <w:sz w:val="21"/>
+                <w:szCs w:val="21"/>
+                <w:lang w:val="en-US"/>
+              </w:rPr>
+              <w:t>text.&lt;</w:t>
+            </w:r>
+            <w:proofErr w:type="gramEnd"/>
+            <w:r>
+              <w:rPr>
+                <w:rFonts w:ascii="Consolas" w:eastAsia="Times New Roman" w:hAnsi="Consolas" w:cs="Times New Roman"/>
+                <w:color w:val="6688CC"/>
+                <w:sz w:val="21"/>
+                <w:szCs w:val="21"/>
+                <w:lang w:val="en-US"/>
+              </w:rPr>
+              <w:t>/</w:t>
             </w:r>
             <w:r>
               <w:rPr>
@@ -2634,7 +2802,18 @@
                 <w:szCs w:val="21"/>
                 <w:lang w:val="en-US"/>
               </w:rPr>
-              <w:t>(document).</w:t>
+              <w:t>(document</w:t>
+            </w:r>
+            <w:proofErr w:type="gramStart"/>
+            <w:r>
+              <w:rPr>
+                <w:rFonts w:ascii="Consolas" w:eastAsia="Times New Roman" w:hAnsi="Consolas" w:cs="Times New Roman"/>
+                <w:color w:val="6688CC"/>
+                <w:sz w:val="21"/>
+                <w:szCs w:val="21"/>
+                <w:lang w:val="en-US"/>
+              </w:rPr>
+              <w:t>).</w:t>
             </w:r>
             <w:r>
               <w:rPr>
@@ -2646,6 +2825,7 @@
               </w:rPr>
               <w:t>ready</w:t>
             </w:r>
+            <w:proofErr w:type="gramEnd"/>
             <w:r>
               <w:rPr>
                 <w:rFonts w:ascii="Consolas" w:eastAsia="Times New Roman" w:hAnsi="Consolas" w:cs="Times New Roman"/>
@@ -2753,6 +2933,7 @@
               </w:rPr>
               <w:t>"</w:t>
             </w:r>
+            <w:proofErr w:type="gramStart"/>
             <w:r>
               <w:rPr>
                 <w:rFonts w:ascii="Consolas" w:eastAsia="Times New Roman" w:hAnsi="Consolas" w:cs="Times New Roman"/>
@@ -2773,6 +2954,7 @@
               </w:rPr>
               <w:t>click</w:t>
             </w:r>
+            <w:proofErr w:type="gramEnd"/>
             <w:r>
               <w:rPr>
                 <w:rFonts w:ascii="Consolas" w:eastAsia="Times New Roman" w:hAnsi="Consolas" w:cs="Times New Roman"/>
@@ -2858,6 +3040,7 @@
               </w:rPr>
               <w:t>"#demo"</w:t>
             </w:r>
+            <w:proofErr w:type="gramStart"/>
             <w:r>
               <w:rPr>
                 <w:rFonts w:ascii="Consolas" w:eastAsia="Times New Roman" w:hAnsi="Consolas" w:cs="Times New Roman"/>
@@ -2878,6 +3061,7 @@
               </w:rPr>
               <w:t>load</w:t>
             </w:r>
+            <w:proofErr w:type="gramEnd"/>
             <w:r>
               <w:rPr>
                 <w:rFonts w:ascii="Consolas" w:eastAsia="Times New Roman" w:hAnsi="Consolas" w:cs="Times New Roman"/>
@@ -3442,6 +3626,7 @@
                 <w:lang w:val="en-US"/>
               </w:rPr>
             </w:pPr>
+            <w:proofErr w:type="gramStart"/>
             <w:r>
               <w:rPr>
                 <w:rFonts w:ascii="Consolas" w:eastAsia="Times New Roman" w:hAnsi="Consolas" w:cs="Times New Roman"/>
@@ -3450,7 +3635,18 @@
                 <w:szCs w:val="21"/>
                 <w:lang w:val="en-US"/>
               </w:rPr>
-              <w:t xml:space="preserve">&lt;!-- </w:t>
+              <w:t>&lt;!--</w:t>
+            </w:r>
+            <w:proofErr w:type="gramEnd"/>
+            <w:r>
+              <w:rPr>
+                <w:rFonts w:ascii="Consolas" w:eastAsia="Times New Roman" w:hAnsi="Consolas" w:cs="Times New Roman"/>
+                <w:color w:val="384887"/>
+                <w:sz w:val="21"/>
+                <w:szCs w:val="21"/>
+                <w:lang w:val="en-US"/>
+              </w:rPr>
+              <w:t xml:space="preserve"> </w:t>
             </w:r>
             <w:proofErr w:type="spellStart"/>
             <w:r>
@@ -3531,6 +3727,7 @@
                 <w:lang w:val="en-US"/>
               </w:rPr>
             </w:pPr>
+            <w:proofErr w:type="gramStart"/>
             <w:r>
               <w:rPr>
                 <w:rFonts w:ascii="Consolas" w:eastAsia="Times New Roman" w:hAnsi="Consolas" w:cs="Times New Roman"/>
@@ -3539,7 +3736,18 @@
                 <w:szCs w:val="21"/>
                 <w:lang w:val="en-US"/>
               </w:rPr>
-              <w:t>&lt;!-- 2311102278 --&gt;</w:t>
+              <w:t>&lt;!--</w:t>
+            </w:r>
+            <w:proofErr w:type="gramEnd"/>
+            <w:r>
+              <w:rPr>
+                <w:rFonts w:ascii="Consolas" w:eastAsia="Times New Roman" w:hAnsi="Consolas" w:cs="Times New Roman"/>
+                <w:color w:val="384887"/>
+                <w:sz w:val="21"/>
+                <w:szCs w:val="21"/>
+                <w:lang w:val="en-US"/>
+              </w:rPr>
+              <w:t xml:space="preserve"> 2311102278 --&gt;</w:t>
             </w:r>
           </w:p>
           <w:p>
@@ -4025,7 +4233,29 @@
                 <w:szCs w:val="21"/>
                 <w:lang w:val="en-US"/>
               </w:rPr>
-              <w:t>&gt;Let AJAX change this text.&lt;/</w:t>
+              <w:t xml:space="preserve">&gt;Let AJAX change this </w:t>
+            </w:r>
+            <w:proofErr w:type="gramStart"/>
+            <w:r>
+              <w:rPr>
+                <w:rFonts w:ascii="Consolas" w:eastAsia="Times New Roman" w:hAnsi="Consolas" w:cs="Times New Roman"/>
+                <w:color w:val="6688CC"/>
+                <w:sz w:val="21"/>
+                <w:szCs w:val="21"/>
+                <w:lang w:val="en-US"/>
+              </w:rPr>
+              <w:t>text.&lt;</w:t>
+            </w:r>
+            <w:proofErr w:type="gramEnd"/>
+            <w:r>
+              <w:rPr>
+                <w:rFonts w:ascii="Consolas" w:eastAsia="Times New Roman" w:hAnsi="Consolas" w:cs="Times New Roman"/>
+                <w:color w:val="6688CC"/>
+                <w:sz w:val="21"/>
+                <w:szCs w:val="21"/>
+                <w:lang w:val="en-US"/>
+              </w:rPr>
+              <w:t>/</w:t>
             </w:r>
             <w:r>
               <w:rPr>
@@ -4296,7 +4526,18 @@
                 <w:szCs w:val="21"/>
                 <w:lang w:val="en-US"/>
               </w:rPr>
-              <w:t>(document).</w:t>
+              <w:t>(document</w:t>
+            </w:r>
+            <w:proofErr w:type="gramStart"/>
+            <w:r>
+              <w:rPr>
+                <w:rFonts w:ascii="Consolas" w:eastAsia="Times New Roman" w:hAnsi="Consolas" w:cs="Times New Roman"/>
+                <w:color w:val="6688CC"/>
+                <w:sz w:val="21"/>
+                <w:szCs w:val="21"/>
+                <w:lang w:val="en-US"/>
+              </w:rPr>
+              <w:t>).</w:t>
             </w:r>
             <w:r>
               <w:rPr>
@@ -4308,6 +4549,7 @@
               </w:rPr>
               <w:t>ready</w:t>
             </w:r>
+            <w:proofErr w:type="gramEnd"/>
             <w:r>
               <w:rPr>
                 <w:rFonts w:ascii="Consolas" w:eastAsia="Times New Roman" w:hAnsi="Consolas" w:cs="Times New Roman"/>
@@ -4415,6 +4657,7 @@
               </w:rPr>
               <w:t>"</w:t>
             </w:r>
+            <w:proofErr w:type="gramStart"/>
             <w:r>
               <w:rPr>
                 <w:rFonts w:ascii="Consolas" w:eastAsia="Times New Roman" w:hAnsi="Consolas" w:cs="Times New Roman"/>
@@ -4435,6 +4678,7 @@
               </w:rPr>
               <w:t>click</w:t>
             </w:r>
+            <w:proofErr w:type="gramEnd"/>
             <w:r>
               <w:rPr>
                 <w:rFonts w:ascii="Consolas" w:eastAsia="Times New Roman" w:hAnsi="Consolas" w:cs="Times New Roman"/>
@@ -4488,7 +4732,18 @@
                 <w:szCs w:val="21"/>
                 <w:lang w:val="en-US"/>
               </w:rPr>
-              <w:t>          $.</w:t>
+              <w:t xml:space="preserve">          </w:t>
+            </w:r>
+            <w:proofErr w:type="gramStart"/>
+            <w:r>
+              <w:rPr>
+                <w:rFonts w:ascii="Consolas" w:eastAsia="Times New Roman" w:hAnsi="Consolas" w:cs="Times New Roman"/>
+                <w:color w:val="6688CC"/>
+                <w:sz w:val="21"/>
+                <w:szCs w:val="21"/>
+                <w:lang w:val="en-US"/>
+              </w:rPr>
+              <w:t>$.</w:t>
             </w:r>
             <w:r>
               <w:rPr>
@@ -4500,6 +4755,7 @@
               </w:rPr>
               <w:t>ajax</w:t>
             </w:r>
+            <w:proofErr w:type="gramEnd"/>
             <w:r>
               <w:rPr>
                 <w:rFonts w:ascii="Consolas" w:eastAsia="Times New Roman" w:hAnsi="Consolas" w:cs="Times New Roman"/>
@@ -5483,6 +5739,7 @@
               </w:rPr>
               <w:t>result</w:t>
             </w:r>
+            <w:proofErr w:type="gramStart"/>
             <w:r>
               <w:rPr>
                 <w:rFonts w:ascii="Consolas" w:eastAsia="Times New Roman" w:hAnsi="Consolas" w:cs="Times New Roman"/>
@@ -5493,6 +5750,7 @@
               </w:rPr>
               <w:t>);</w:t>
             </w:r>
+            <w:proofErr w:type="gramEnd"/>
           </w:p>
           <w:p>
             <w:pPr>
@@ -5779,6 +6037,7 @@
               </w:rPr>
               <w:t>).</w:t>
             </w:r>
+            <w:proofErr w:type="gramStart"/>
             <w:r>
               <w:rPr>
                 <w:rFonts w:ascii="Consolas" w:eastAsia="Times New Roman" w:hAnsi="Consolas" w:cs="Times New Roman"/>
@@ -5799,6 +6058,7 @@
               </w:rPr>
               <w:t>(</w:t>
             </w:r>
+            <w:proofErr w:type="gramEnd"/>
             <w:r>
               <w:rPr>
                 <w:rFonts w:ascii="Consolas" w:eastAsia="Times New Roman" w:hAnsi="Consolas" w:cs="Times New Roman"/>
@@ -6127,7 +6387,18 @@
                 <w:szCs w:val="21"/>
                 <w:lang w:val="en-US"/>
               </w:rPr>
-              <w:t>              console.</w:t>
+              <w:t xml:space="preserve">              </w:t>
+            </w:r>
+            <w:proofErr w:type="gramStart"/>
+            <w:r>
+              <w:rPr>
+                <w:rFonts w:ascii="Consolas" w:eastAsia="Times New Roman" w:hAnsi="Consolas" w:cs="Times New Roman"/>
+                <w:color w:val="6688CC"/>
+                <w:sz w:val="21"/>
+                <w:szCs w:val="21"/>
+                <w:lang w:val="en-US"/>
+              </w:rPr>
+              <w:t>console.</w:t>
             </w:r>
             <w:r>
               <w:rPr>
@@ -6149,6 +6420,7 @@
               </w:rPr>
               <w:t>(</w:t>
             </w:r>
+            <w:proofErr w:type="gramEnd"/>
             <w:r>
               <w:rPr>
                 <w:rFonts w:ascii="Consolas" w:eastAsia="Times New Roman" w:hAnsi="Consolas" w:cs="Times New Roman"/>
